--- a/docs/IHSA_Definitive_Methodology.docx
+++ b/docs/IHSA_Definitive_Methodology.docx
@@ -3059,37 +3059,6 @@
       </w:r>
     </w:p>
     <w:p>
-      <w:r>
-        <w:br w:type="page"/>
-      </w:r>
-    </w:p>
-    <w:p>
-      <w:pPr>
-        <w:pStyle w:val="Heading1"/>
-      </w:pPr>
-      <w:r>
-        <w:rPr>
-          <w:b/>
-          <w:bCs/>
-          <w:color w:val="0B132B"/>
-        </w:rPr>
-        <w:t xml:space="preserve">7. Domain specifications</w:t>
-      </w:r>
-    </w:p>
-    <w:p>
-      <w:pPr>
-        <w:spacing w:after="128" w:line="278"/>
-        <w:jc w:val="both"/>
-      </w:pPr>
-      <w:r>
-        <w:rPr>
-          <w:sz w:val="21"/>
-          <w:szCs w:val="21"/>
-        </w:rPr>
-        <w:t xml:space="preserve">Each domain is documented with an introduction, a literature-grounded account of its predictors (Harvard citations), the modelling framework and its governing equation(s). The HIV chapter includes a worked network diagram; the general machinery of Sections 4–6 applies throughout.</w:t>
-      </w:r>
-    </w:p>
-    <w:p>
       <w:pPr>
         <w:pStyle w:val="Heading2"/>
       </w:pPr>
@@ -3099,157 +3068,101 @@
           <w:bCs/>
           <w:color w:val="1C2541"/>
         </w:rPr>
-        <w:t xml:space="preserve">7.1 HIV</w:t>
-      </w:r>
-    </w:p>
-    <w:p>
-      <w:pPr>
-        <w:spacing w:after="80" w:line="270"/>
-      </w:pPr>
-      <w:r>
-        <w:rPr>
-          <w:b/>
-          <w:bCs/>
-          <w:color w:val="1C7C74"/>
-        </w:rPr>
-        <w:t xml:space="preserve">Outcome &amp; method. </w:t>
-      </w:r>
-      <w:r>
-        <w:rPr>
-          <w:sz w:val="21"/>
-          <w:szCs w:val="21"/>
-        </w:rPr>
-        <w:t xml:space="preserve">HIV incidence (per 1,000 uninfected adults 15–49); method: Bayesian network with an explicit treatment cascade.</w:t>
-      </w:r>
-    </w:p>
-    <w:p>
-      <w:pPr>
-        <w:pStyle w:val="Heading3"/>
-      </w:pPr>
-      <w:r>
-        <w:rPr>
-          <w:b/>
-          <w:bCs/>
-          <w:color w:val="1C7C74"/>
-        </w:rPr>
-        <w:t xml:space="preserve">Introduction</w:t>
-      </w:r>
-    </w:p>
-    <w:p>
-      <w:pPr>
-        <w:spacing w:after="128" w:line="278"/>
-        <w:jc w:val="both"/>
-      </w:pPr>
-      <w:r>
-        <w:rPr>
-          <w:sz w:val="21"/>
-          <w:szCs w:val="21"/>
-        </w:rPr>
-        <w:t xml:space="preserve">HIV remains one of the defining epidemics of the African Region, which carries the majority of the global burden. Although incidence has fallen since its peak, transmission continues and several countries face plateauing trends among adolescent girls and young women. The scenario question is how far new infections would fall if testing, treatment, viral suppression and combination prevention were scaled toward the 95-95-95 targets.</w:t>
-      </w:r>
-    </w:p>
-    <w:p>
-      <w:pPr>
-        <w:spacing w:after="128" w:line="278"/>
-        <w:jc w:val="both"/>
-      </w:pPr>
-      <w:r>
-        <w:rPr>
-          <w:sz w:val="21"/>
-          <w:szCs w:val="21"/>
-        </w:rPr>
-        <w:t xml:space="preserve">The module frames incidence as the product of an infectious reservoir and protective and structural modifiers, and connects to the maternal, TB and SRHR networks through shared determinants so that cross-cutting investments are represented coherently.</w:t>
-      </w:r>
-    </w:p>
-    <w:p>
-      <w:pPr>
-        <w:pStyle w:val="Heading3"/>
-      </w:pPr>
-      <w:r>
-        <w:rPr>
-          <w:b/>
-          <w:bCs/>
-          <w:color w:val="1C7C74"/>
-        </w:rPr>
-        <w:t xml:space="preserve">Predictors and evidence from the literature</w:t>
-      </w:r>
-    </w:p>
-    <w:p>
-      <w:pPr>
-        <w:spacing w:after="128" w:line="278"/>
-        <w:jc w:val="both"/>
-      </w:pPr>
-      <w:r>
-        <w:rPr>
-          <w:sz w:val="21"/>
-          <w:szCs w:val="21"/>
-        </w:rPr>
-        <w:t xml:space="preserve">Treatment-as-prevention is the dominant lever: durable viral suppression essentially eliminates onward sexual transmission, established by the HPTN 052 trial (Cohen et al., 2011) and the PARTNER studies (Rodger et al., 2019), which underpin the undetectable-equals-untransmittable principle. Viral suppression is therefore the strongest protective parent of incidence, with ART coverage and testing as its upstream drivers.</w:t>
-      </w:r>
-    </w:p>
-    <w:p>
-      <w:pPr>
-        <w:spacing w:after="128" w:line="278"/>
-        <w:jc w:val="both"/>
-      </w:pPr>
-      <w:r>
-        <w:rPr>
-          <w:sz w:val="21"/>
-          <w:szCs w:val="21"/>
-        </w:rPr>
-        <w:t xml:space="preserve">Biomedical prevention adds further protective parents. Voluntary medical male circumcision reduces female-to-male acquisition by roughly 60% in the three landmark trials (Auvert et al., 2005; Bailey et al., 2007; Gray et al., 2007); consistent condom use and pre-exposure prophylaxis reduce acquisition substantially; and sexually transmitted infections raise transmission as a biological cofactor.</w:t>
-      </w:r>
-    </w:p>
-    <w:p>
-      <w:pPr>
-        <w:spacing w:after="128" w:line="278"/>
-        <w:jc w:val="both"/>
-      </w:pPr>
-      <w:r>
-        <w:rPr>
-          <w:sz w:val="21"/>
-          <w:szCs w:val="21"/>
-        </w:rPr>
-        <w:t xml:space="preserve">System and structural determinants — workforce and laboratory capacity, supply-chain reliability and HIS maturity, together with female literacy, gender inequality and mobility — govern whether interventions reach people, and shocks (conflict, epidemics, floods) disrupt the supply chain and service delivery.</w:t>
-      </w:r>
-    </w:p>
-    <w:p>
-      <w:pPr>
-        <w:pStyle w:val="Heading3"/>
-      </w:pPr>
-      <w:r>
-        <w:rPr>
-          <w:b/>
-          <w:bCs/>
-          <w:color w:val="1C7C74"/>
-        </w:rPr>
-        <w:t xml:space="preserve">The modelling framework</w:t>
-      </w:r>
-    </w:p>
-    <w:p>
-      <w:pPr>
-        <w:spacing w:after="128" w:line="278"/>
-        <w:jc w:val="both"/>
-      </w:pPr>
-      <w:r>
-        <w:rPr>
-          <w:sz w:val="21"/>
-          <w:szCs w:val="21"/>
-        </w:rPr>
-        <w:t xml:space="preserve">Incidence is an outcome node on the log link, anchored at the observed value; protective parents carry negative signs and risk parents positive signs, so effects are multiplicative on the rate. The cascade is explicit: HIS maturity drives testing; testing and supply chain drive ART; ART and supply chain drive viral suppression; and viral suppression, with the prevention and structural parents, drives incidence.</w:t>
-      </w:r>
-    </w:p>
-    <w:p>
-      <w:pPr>
-        <w:spacing w:after="128" w:line="278"/>
-        <w:jc w:val="both"/>
-      </w:pPr>
-      <w:r>
-        <w:rPr>
-          <w:sz w:val="21"/>
-          <w:szCs w:val="21"/>
-        </w:rPr>
-        <w:t xml:space="preserve">Because the cascade is layered, an upstream intervention propagates correctly — a digital-transformation scenario that raises HIS maturity flows through testing and ART to suppression and finally to incidence via the do-operator. Coefficients are elicited from the trial and cohort evidence and updated to posteriors where panels are mined; Monte-Carlo propagation returns a credible interval and, where a target is set, the probability of reaching it. The reference engine reproduces the baseline and lowers incidence under an accelerate-treatment package while a conflict shock raises it.</w:t>
+        <w:t xml:space="preserve">6.2 Missing-data imputation framework</w:t>
+      </w:r>
+    </w:p>
+    <w:p>
+      <w:pPr>
+        <w:spacing w:after="128" w:line="278"/>
+        <w:jc w:val="both"/>
+      </w:pPr>
+      <w:r>
+        <w:rPr>
+          <w:sz w:val="21"/>
+          <w:szCs w:val="21"/>
+        </w:rPr>
+        <w:t xml:space="preserve">Country–year panels are pervasively incomplete, so IHSA imputes missing values with a single principled framework rather than ad-hoc fills, propagating the extra uncertainty that imputation introduces. Writing the missingness indicator R and the data as (X_obs, X_mis), the framework adopts the missing-at-random (MAR) assumption — P(R | X_obs, X_mis) = P(R | X_obs) — under which multiple imputation is valid (Rubin, 1976; Little and Rubin, 2019). Missingness in one indicator is treated as explained by the other observed indicators, the country's own time trend and its subregion; departures toward not-at-random missingness are handled as a limitation and probed by sensitivity analysis.</w:t>
+      </w:r>
+    </w:p>
+    <w:p>
+      <w:pPr>
+        <w:spacing w:after="128" w:line="278"/>
+        <w:jc w:val="both"/>
+      </w:pPr>
+      <w:r>
+        <w:rPr>
+          <w:sz w:val="21"/>
+          <w:szCs w:val="21"/>
+        </w:rPr>
+        <w:t xml:space="preserve">Three complementary methods are applied in order of the information they exploit. First, within-country temporal interpolation, since indicators are smooth in time; for an interior gap between observed years t₀ and t₁, x_t = x_{t₀} + (x_{t₁} − x_{t₀})(t − t₀)/(t₁ − t₀), with edges carried forward or backward. Second, multivariate imputation by chained equations (MICE), imputing each incomplete indicator from a Bayesian linear regression on the others (van Buuren and Groothuis-Oudshoorn, 2011); drawing the residual variance and coefficients from their posteriors makes each imputation 'proper':</w:t>
+      </w:r>
+    </w:p>
+    <w:p>
+      <w:pPr>
+        <w:pBdr>
+          <w:top w:val="single" w:color="D9E2EC" w:sz="2"/>
+          <w:bottom w:val="single" w:color="D9E2EC" w:sz="2"/>
+        </w:pBdr>
+        <w:spacing w:after="104" w:before="64"/>
+        <w:jc w:val="center"/>
+      </w:pPr>
+      <w:r>
+        <w:rPr>
+          <w:rFonts w:ascii="Cambria Math" w:cs="Cambria Math" w:eastAsia="Cambria Math" w:hAnsi="Cambria Math"/>
+          <w:i/>
+          <w:iCs/>
+          <w:color w:val="1C2541"/>
+          <w:sz w:val="22"/>
+          <w:szCs w:val="22"/>
+        </w:rPr>
+        <w:t xml:space="preserve">σ²* = RSS / χ²_{df} ,   β* = β̂ + chol(σ²*·A⁻¹)·z ,   x_mis = X_mis·β* + N(0, σ²*)</w:t>
+      </w:r>
+    </w:p>
+    <w:p>
+      <w:pPr>
+        <w:spacing w:after="128" w:line="278"/>
+        <w:jc w:val="both"/>
+      </w:pPr>
+      <w:r>
+        <w:rPr>
+          <w:sz w:val="21"/>
+          <w:szCs w:val="21"/>
+        </w:rPr>
+        <w:t xml:space="preserve">Third, hierarchical shrinkage for cells the first two stages cannot reach: under a normal hierarchical model the country estimate shrinks toward its subregional mean, x̂_c = μ_sub + (1 − B)(x̄_c − μ_sub) with B = s²/(s² + τ²) (empirical Bayes). Running the whole pipeline m times, each with independent noise, yields m completed datasets that a downstream estimate combines by Rubin's (1987) rules:</w:t>
+      </w:r>
+    </w:p>
+    <w:p>
+      <w:pPr>
+        <w:pBdr>
+          <w:top w:val="single" w:color="D9E2EC" w:sz="2"/>
+          <w:bottom w:val="single" w:color="D9E2EC" w:sz="2"/>
+        </w:pBdr>
+        <w:spacing w:after="104" w:before="64"/>
+        <w:jc w:val="center"/>
+      </w:pPr>
+      <w:r>
+        <w:rPr>
+          <w:rFonts w:ascii="Cambria Math" w:cs="Cambria Math" w:eastAsia="Cambria Math" w:hAnsi="Cambria Math"/>
+          <w:i/>
+          <w:iCs/>
+          <w:color w:val="1C2541"/>
+          <w:sz w:val="22"/>
+          <w:szCs w:val="22"/>
+        </w:rPr>
+        <w:t xml:space="preserve">T = Ū + (1 + 1/m) B ,   λ = (1 + 1/m) B / T   (total variance; fraction of missing information)</w:t>
+      </w:r>
+    </w:p>
+    <w:p>
+      <w:pPr>
+        <w:spacing w:after="128" w:line="278"/>
+        <w:jc w:val="both"/>
+      </w:pPr>
+      <w:r>
+        <w:rPr>
+          <w:sz w:val="21"/>
+          <w:szCs w:val="21"/>
+        </w:rPr>
+        <w:t xml:space="preserve">Every imputed value is bounded to a plausible range and flagged with the stage that produced it, so no imputed figure is mistaken for an observation. The framework validates itself: a random fraction of observed cells is masked, imputed and scored for recovery and 95% interval coverage, and a single noise-inflation factor is auto-calibrated until coverage reaches nominal. It is implemented in warehouse/imputation.py (with the equations commented at the point of use), wired into the mining pipeline, and covered by an automated test suite.</w:t>
       </w:r>
     </w:p>
     <w:p>
@@ -3260,7 +3173,7 @@
       <w:r>
         <w:drawing>
           <wp:inline distT="0" distB="0" distL="0" distR="0">
-            <wp:extent cx="5715000" cy="2905125"/>
+            <wp:extent cx="5715000" cy="3114675"/>
             <wp:effectExtent t="0" r="0" b="0" l="0"/>
             <wp:docPr id="1" name="" descr="" title=""/>
             <wp:cNvGraphicFramePr>
@@ -3285,6 +3198,1352 @@
                   <pic:spPr bwMode="auto">
                     <a:xfrm>
                       <a:off x="0" y="0"/>
+                      <a:ext cx="5715000" cy="3114675"/>
+                    </a:xfrm>
+                    <a:prstGeom prst="rect">
+                      <a:avLst/>
+                    </a:prstGeom>
+                  </pic:spPr>
+                </pic:pic>
+              </a:graphicData>
+            </a:graphic>
+          </wp:inline>
+        </w:drawing>
+      </w:r>
+    </w:p>
+    <w:p>
+      <w:pPr>
+        <w:spacing w:after="150"/>
+        <w:jc w:val="center"/>
+      </w:pPr>
+      <w:r>
+        <w:rPr>
+          <w:i/>
+          <w:iCs/>
+          <w:color w:val="334155"/>
+          <w:sz w:val="17"/>
+          <w:szCs w:val="17"/>
+        </w:rPr>
+        <w:t xml:space="preserve">Figure 4. The imputation framework: three stages, repeated m times, pooled by Rubin's rules and self-calibrated against held-out data.</w:t>
+      </w:r>
+    </w:p>
+    <w:p>
+      <w:r>
+        <w:br w:type="page"/>
+      </w:r>
+    </w:p>
+    <w:p>
+      <w:pPr>
+        <w:pStyle w:val="Heading1"/>
+      </w:pPr>
+      <w:r>
+        <w:rPr>
+          <w:b/>
+          <w:bCs/>
+          <w:color w:val="0B132B"/>
+        </w:rPr>
+        <w:t xml:space="preserve">7. Domain specifications</w:t>
+      </w:r>
+    </w:p>
+    <w:p>
+      <w:pPr>
+        <w:spacing w:after="128" w:line="278"/>
+        <w:jc w:val="both"/>
+      </w:pPr>
+      <w:r>
+        <w:rPr>
+          <w:sz w:val="21"/>
+          <w:szCs w:val="21"/>
+        </w:rPr>
+        <w:t xml:space="preserve">Each domain is documented with an introduction, a literature-grounded account of its predictors (Harvard citations), the modelling framework and its governing equation(s). The HIV chapter includes a worked network diagram; the general machinery of Sections 4–6 applies throughout.</w:t>
+      </w:r>
+    </w:p>
+    <w:p>
+      <w:pPr>
+        <w:pStyle w:val="Heading2"/>
+      </w:pPr>
+      <w:r>
+        <w:rPr>
+          <w:b/>
+          <w:bCs/>
+          <w:color w:val="1C2541"/>
+        </w:rPr>
+        <w:t xml:space="preserve">7.0 Predictor completeness</w:t>
+      </w:r>
+    </w:p>
+    <w:p>
+      <w:pPr>
+        <w:spacing w:after="128" w:line="278"/>
+        <w:jc w:val="both"/>
+      </w:pPr>
+      <w:r>
+        <w:rPr>
+          <w:sz w:val="21"/>
+          <w:szCs w:val="21"/>
+        </w:rPr>
+        <w:t xml:space="preserve">Each module implements the full evidence-grounded predictor set specified for the enterprise engine, organised across the five determinant layers (shocks, socioeconomic, infrastructure, system, intermediate). The specification is encoded as a single source of truth (scenario_engine/predictor_spec.py) from which every model augments itself, so the code and the specification cannot drift; the complete indicator list with each predictor's role, direction and evidence basis is provided in docs/predictor_catalogue.csv. The calibrated core drivers of each model carry their fitted or elicited coefficients, while the remaining spec predictors enter as sign-constrained determinants (additional network parents for the Bayesian domains, bounded log-linear modifiers for the mechanistic domains). Predictor counts per domain:</w:t>
+      </w:r>
+    </w:p>
+    <w:tbl>
+      <w:tblPr>
+        <w:tblW w:type="dxa" w:w="9360"/>
+        <w:tblBorders>
+          <w:top w:val="single" w:color="334155" w:sz="4"/>
+          <w:left w:val="single" w:color="D9E2EC" w:sz="2"/>
+          <w:bottom w:val="single" w:color="334155" w:sz="4"/>
+          <w:right w:val="single" w:color="D9E2EC" w:sz="2"/>
+          <w:insideH w:val="single" w:color="D9E2EC" w:sz="2"/>
+          <w:insideV w:val="single" w:color="D9E2EC" w:sz="2"/>
+        </w:tblBorders>
+      </w:tblPr>
+      <w:tblGrid>
+        <w:gridCol w:w="2400"/>
+        <w:gridCol w:w="1400"/>
+        <w:gridCol w:w="5560"/>
+      </w:tblGrid>
+      <w:tr>
+        <w:trPr>
+          <w:tblHeader/>
+        </w:trPr>
+        <w:tc>
+          <w:tcPr>
+            <w:tcW w:type="dxa" w:w="2400"/>
+            <w:shd w:fill="0B132B" w:val="clear"/>
+            <w:tcMar>
+              <w:top w:type="dxa" w:w="50"/>
+              <w:left w:type="dxa" w:w="80"/>
+              <w:bottom w:type="dxa" w:w="50"/>
+              <w:right w:type="dxa" w:w="80"/>
+            </w:tcMar>
+          </w:tcPr>
+          <w:p>
+            <w:pPr>
+              <w:spacing w:after="0" w:line="242"/>
+            </w:pPr>
+            <w:r>
+              <w:rPr>
+                <w:b/>
+                <w:bCs/>
+                <w:color w:val="FFFFFF"/>
+                <w:sz w:val="17"/>
+                <w:szCs w:val="17"/>
+              </w:rPr>
+              <w:t xml:space="preserve">Domain</w:t>
+            </w:r>
+          </w:p>
+        </w:tc>
+        <w:tc>
+          <w:tcPr>
+            <w:tcW w:type="dxa" w:w="1400"/>
+            <w:shd w:fill="0B132B" w:val="clear"/>
+            <w:tcMar>
+              <w:top w:type="dxa" w:w="50"/>
+              <w:left w:type="dxa" w:w="80"/>
+              <w:bottom w:type="dxa" w:w="50"/>
+              <w:right w:type="dxa" w:w="80"/>
+            </w:tcMar>
+          </w:tcPr>
+          <w:p>
+            <w:pPr>
+              <w:spacing w:after="0" w:line="242"/>
+            </w:pPr>
+            <w:r>
+              <w:rPr>
+                <w:b/>
+                <w:bCs/>
+                <w:color w:val="FFFFFF"/>
+                <w:sz w:val="17"/>
+                <w:szCs w:val="17"/>
+              </w:rPr>
+              <w:t xml:space="preserve">Predictors</w:t>
+            </w:r>
+          </w:p>
+        </w:tc>
+        <w:tc>
+          <w:tcPr>
+            <w:tcW w:type="dxa" w:w="5560"/>
+            <w:shd w:fill="0B132B" w:val="clear"/>
+            <w:tcMar>
+              <w:top w:type="dxa" w:w="50"/>
+              <w:left w:type="dxa" w:w="80"/>
+              <w:bottom w:type="dxa" w:w="50"/>
+              <w:right w:type="dxa" w:w="80"/>
+            </w:tcMar>
+          </w:tcPr>
+          <w:p>
+            <w:pPr>
+              <w:spacing w:after="0" w:line="242"/>
+            </w:pPr>
+            <w:r>
+              <w:rPr>
+                <w:b/>
+                <w:bCs/>
+                <w:color w:val="FFFFFF"/>
+                <w:sz w:val="17"/>
+                <w:szCs w:val="17"/>
+              </w:rPr>
+              <w:t xml:space="preserve">Layers represented</w:t>
+            </w:r>
+          </w:p>
+        </w:tc>
+      </w:tr>
+      <w:tr>
+        <w:tc>
+          <w:tcPr>
+            <w:tcW w:type="dxa" w:w="2400"/>
+            <w:shd w:fill="FFFFFF" w:val="clear"/>
+            <w:tcMar>
+              <w:top w:type="dxa" w:w="50"/>
+              <w:left w:type="dxa" w:w="80"/>
+              <w:bottom w:type="dxa" w:w="50"/>
+              <w:right w:type="dxa" w:w="80"/>
+            </w:tcMar>
+          </w:tcPr>
+          <w:p>
+            <w:pPr>
+              <w:spacing w:after="0" w:line="242"/>
+            </w:pPr>
+            <w:r>
+              <w:rPr>
+                <w:b w:val="false"/>
+                <w:bCs w:val="false"/>
+                <w:sz w:val="17"/>
+                <w:szCs w:val="17"/>
+              </w:rPr>
+              <w:t xml:space="preserve">HIV</w:t>
+            </w:r>
+          </w:p>
+        </w:tc>
+        <w:tc>
+          <w:tcPr>
+            <w:tcW w:type="dxa" w:w="1400"/>
+            <w:shd w:fill="FFFFFF" w:val="clear"/>
+            <w:tcMar>
+              <w:top w:type="dxa" w:w="50"/>
+              <w:left w:type="dxa" w:w="80"/>
+              <w:bottom w:type="dxa" w:w="50"/>
+              <w:right w:type="dxa" w:w="80"/>
+            </w:tcMar>
+          </w:tcPr>
+          <w:p>
+            <w:pPr>
+              <w:spacing w:after="0" w:line="242"/>
+            </w:pPr>
+            <w:r>
+              <w:rPr>
+                <w:b w:val="false"/>
+                <w:bCs w:val="false"/>
+                <w:sz w:val="17"/>
+                <w:szCs w:val="17"/>
+              </w:rPr>
+              <w:t xml:space="preserve">44</w:t>
+            </w:r>
+          </w:p>
+        </w:tc>
+        <w:tc>
+          <w:tcPr>
+            <w:tcW w:type="dxa" w:w="5560"/>
+            <w:shd w:fill="FFFFFF" w:val="clear"/>
+            <w:tcMar>
+              <w:top w:type="dxa" w:w="50"/>
+              <w:left w:type="dxa" w:w="80"/>
+              <w:bottom w:type="dxa" w:w="50"/>
+              <w:right w:type="dxa" w:w="80"/>
+            </w:tcMar>
+          </w:tcPr>
+          <w:p>
+            <w:pPr>
+              <w:spacing w:after="0" w:line="242"/>
+            </w:pPr>
+            <w:r>
+              <w:rPr>
+                <w:b w:val="false"/>
+                <w:bCs w:val="false"/>
+                <w:sz w:val="17"/>
+                <w:szCs w:val="17"/>
+              </w:rPr>
+              <w:t xml:space="preserve">system, reproductive, disease, socioeconomic, infrastructure, governance, shocks</w:t>
+            </w:r>
+          </w:p>
+        </w:tc>
+      </w:tr>
+      <w:tr>
+        <w:tc>
+          <w:tcPr>
+            <w:tcW w:type="dxa" w:w="2400"/>
+            <w:shd w:fill="EEF2F6" w:val="clear"/>
+            <w:tcMar>
+              <w:top w:type="dxa" w:w="50"/>
+              <w:left w:type="dxa" w:w="80"/>
+              <w:bottom w:type="dxa" w:w="50"/>
+              <w:right w:type="dxa" w:w="80"/>
+            </w:tcMar>
+          </w:tcPr>
+          <w:p>
+            <w:pPr>
+              <w:spacing w:after="0" w:line="242"/>
+            </w:pPr>
+            <w:r>
+              <w:rPr>
+                <w:b w:val="false"/>
+                <w:bCs w:val="false"/>
+                <w:sz w:val="17"/>
+                <w:szCs w:val="17"/>
+              </w:rPr>
+              <w:t xml:space="preserve">Maternal mortality</w:t>
+            </w:r>
+          </w:p>
+        </w:tc>
+        <w:tc>
+          <w:tcPr>
+            <w:tcW w:type="dxa" w:w="1400"/>
+            <w:shd w:fill="EEF2F6" w:val="clear"/>
+            <w:tcMar>
+              <w:top w:type="dxa" w:w="50"/>
+              <w:left w:type="dxa" w:w="80"/>
+              <w:bottom w:type="dxa" w:w="50"/>
+              <w:right w:type="dxa" w:w="80"/>
+            </w:tcMar>
+          </w:tcPr>
+          <w:p>
+            <w:pPr>
+              <w:spacing w:after="0" w:line="242"/>
+            </w:pPr>
+            <w:r>
+              <w:rPr>
+                <w:b w:val="false"/>
+                <w:bCs w:val="false"/>
+                <w:sz w:val="17"/>
+                <w:szCs w:val="17"/>
+              </w:rPr>
+              <w:t xml:space="preserve">35</w:t>
+            </w:r>
+          </w:p>
+        </w:tc>
+        <w:tc>
+          <w:tcPr>
+            <w:tcW w:type="dxa" w:w="5560"/>
+            <w:shd w:fill="EEF2F6" w:val="clear"/>
+            <w:tcMar>
+              <w:top w:type="dxa" w:w="50"/>
+              <w:left w:type="dxa" w:w="80"/>
+              <w:bottom w:type="dxa" w:w="50"/>
+              <w:right w:type="dxa" w:w="80"/>
+            </w:tcMar>
+          </w:tcPr>
+          <w:p>
+            <w:pPr>
+              <w:spacing w:after="0" w:line="242"/>
+            </w:pPr>
+            <w:r>
+              <w:rPr>
+                <w:b w:val="false"/>
+                <w:bCs w:val="false"/>
+                <w:sz w:val="17"/>
+                <w:szCs w:val="17"/>
+              </w:rPr>
+              <w:t xml:space="preserve">system, reproductive, disease, socioeconomic, infrastructure, governance, shocks</w:t>
+            </w:r>
+          </w:p>
+        </w:tc>
+      </w:tr>
+      <w:tr>
+        <w:tc>
+          <w:tcPr>
+            <w:tcW w:type="dxa" w:w="2400"/>
+            <w:shd w:fill="FFFFFF" w:val="clear"/>
+            <w:tcMar>
+              <w:top w:type="dxa" w:w="50"/>
+              <w:left w:type="dxa" w:w="80"/>
+              <w:bottom w:type="dxa" w:w="50"/>
+              <w:right w:type="dxa" w:w="80"/>
+            </w:tcMar>
+          </w:tcPr>
+          <w:p>
+            <w:pPr>
+              <w:spacing w:after="0" w:line="242"/>
+            </w:pPr>
+            <w:r>
+              <w:rPr>
+                <w:b w:val="false"/>
+                <w:bCs w:val="false"/>
+                <w:sz w:val="17"/>
+                <w:szCs w:val="17"/>
+              </w:rPr>
+              <w:t xml:space="preserve">Neonatal mortality</w:t>
+            </w:r>
+          </w:p>
+        </w:tc>
+        <w:tc>
+          <w:tcPr>
+            <w:tcW w:type="dxa" w:w="1400"/>
+            <w:shd w:fill="FFFFFF" w:val="clear"/>
+            <w:tcMar>
+              <w:top w:type="dxa" w:w="50"/>
+              <w:left w:type="dxa" w:w="80"/>
+              <w:bottom w:type="dxa" w:w="50"/>
+              <w:right w:type="dxa" w:w="80"/>
+            </w:tcMar>
+          </w:tcPr>
+          <w:p>
+            <w:pPr>
+              <w:spacing w:after="0" w:line="242"/>
+            </w:pPr>
+            <w:r>
+              <w:rPr>
+                <w:b w:val="false"/>
+                <w:bCs w:val="false"/>
+                <w:sz w:val="17"/>
+                <w:szCs w:val="17"/>
+              </w:rPr>
+              <w:t xml:space="preserve">27</w:t>
+            </w:r>
+          </w:p>
+        </w:tc>
+        <w:tc>
+          <w:tcPr>
+            <w:tcW w:type="dxa" w:w="5560"/>
+            <w:shd w:fill="FFFFFF" w:val="clear"/>
+            <w:tcMar>
+              <w:top w:type="dxa" w:w="50"/>
+              <w:left w:type="dxa" w:w="80"/>
+              <w:bottom w:type="dxa" w:w="50"/>
+              <w:right w:type="dxa" w:w="80"/>
+            </w:tcMar>
+          </w:tcPr>
+          <w:p>
+            <w:pPr>
+              <w:spacing w:after="0" w:line="242"/>
+            </w:pPr>
+            <w:r>
+              <w:rPr>
+                <w:b w:val="false"/>
+                <w:bCs w:val="false"/>
+                <w:sz w:val="17"/>
+                <w:szCs w:val="17"/>
+              </w:rPr>
+              <w:t xml:space="preserve">clinical, system, intermediate, infrastructure, governance</w:t>
+            </w:r>
+          </w:p>
+        </w:tc>
+      </w:tr>
+      <w:tr>
+        <w:tc>
+          <w:tcPr>
+            <w:tcW w:type="dxa" w:w="2400"/>
+            <w:shd w:fill="EEF2F6" w:val="clear"/>
+            <w:tcMar>
+              <w:top w:type="dxa" w:w="50"/>
+              <w:left w:type="dxa" w:w="80"/>
+              <w:bottom w:type="dxa" w:w="50"/>
+              <w:right w:type="dxa" w:w="80"/>
+            </w:tcMar>
+          </w:tcPr>
+          <w:p>
+            <w:pPr>
+              <w:spacing w:after="0" w:line="242"/>
+            </w:pPr>
+            <w:r>
+              <w:rPr>
+                <w:b w:val="false"/>
+                <w:bCs w:val="false"/>
+                <w:sz w:val="17"/>
+                <w:szCs w:val="17"/>
+              </w:rPr>
+              <w:t xml:space="preserve">Child mortality (1–59 mo)</w:t>
+            </w:r>
+          </w:p>
+        </w:tc>
+        <w:tc>
+          <w:tcPr>
+            <w:tcW w:type="dxa" w:w="1400"/>
+            <w:shd w:fill="EEF2F6" w:val="clear"/>
+            <w:tcMar>
+              <w:top w:type="dxa" w:w="50"/>
+              <w:left w:type="dxa" w:w="80"/>
+              <w:bottom w:type="dxa" w:w="50"/>
+              <w:right w:type="dxa" w:w="80"/>
+            </w:tcMar>
+          </w:tcPr>
+          <w:p>
+            <w:pPr>
+              <w:spacing w:after="0" w:line="242"/>
+            </w:pPr>
+            <w:r>
+              <w:rPr>
+                <w:b w:val="false"/>
+                <w:bCs w:val="false"/>
+                <w:sz w:val="17"/>
+                <w:szCs w:val="17"/>
+              </w:rPr>
+              <w:t xml:space="preserve">26</w:t>
+            </w:r>
+          </w:p>
+        </w:tc>
+        <w:tc>
+          <w:tcPr>
+            <w:tcW w:type="dxa" w:w="5560"/>
+            <w:shd w:fill="EEF2F6" w:val="clear"/>
+            <w:tcMar>
+              <w:top w:type="dxa" w:w="50"/>
+              <w:left w:type="dxa" w:w="80"/>
+              <w:bottom w:type="dxa" w:w="50"/>
+              <w:right w:type="dxa" w:w="80"/>
+            </w:tcMar>
+          </w:tcPr>
+          <w:p>
+            <w:pPr>
+              <w:spacing w:after="0" w:line="242"/>
+            </w:pPr>
+            <w:r>
+              <w:rPr>
+                <w:b w:val="false"/>
+                <w:bCs w:val="false"/>
+                <w:sz w:val="17"/>
+                <w:szCs w:val="17"/>
+              </w:rPr>
+              <w:t xml:space="preserve">intermediate, disease, infrastructure, socioeconomic, system</w:t>
+            </w:r>
+          </w:p>
+        </w:tc>
+      </w:tr>
+      <w:tr>
+        <w:tc>
+          <w:tcPr>
+            <w:tcW w:type="dxa" w:w="2400"/>
+            <w:shd w:fill="FFFFFF" w:val="clear"/>
+            <w:tcMar>
+              <w:top w:type="dxa" w:w="50"/>
+              <w:left w:type="dxa" w:w="80"/>
+              <w:bottom w:type="dxa" w:w="50"/>
+              <w:right w:type="dxa" w:w="80"/>
+            </w:tcMar>
+          </w:tcPr>
+          <w:p>
+            <w:pPr>
+              <w:spacing w:after="0" w:line="242"/>
+            </w:pPr>
+            <w:r>
+              <w:rPr>
+                <w:b w:val="false"/>
+                <w:bCs w:val="false"/>
+                <w:sz w:val="17"/>
+                <w:szCs w:val="17"/>
+              </w:rPr>
+              <w:t xml:space="preserve">Under-five mortality</w:t>
+            </w:r>
+          </w:p>
+        </w:tc>
+        <w:tc>
+          <w:tcPr>
+            <w:tcW w:type="dxa" w:w="1400"/>
+            <w:shd w:fill="FFFFFF" w:val="clear"/>
+            <w:tcMar>
+              <w:top w:type="dxa" w:w="50"/>
+              <w:left w:type="dxa" w:w="80"/>
+              <w:bottom w:type="dxa" w:w="50"/>
+              <w:right w:type="dxa" w:w="80"/>
+            </w:tcMar>
+          </w:tcPr>
+          <w:p>
+            <w:pPr>
+              <w:spacing w:after="0" w:line="242"/>
+            </w:pPr>
+            <w:r>
+              <w:rPr>
+                <w:b w:val="false"/>
+                <w:bCs w:val="false"/>
+                <w:sz w:val="17"/>
+                <w:szCs w:val="17"/>
+              </w:rPr>
+              <w:t xml:space="preserve">21</w:t>
+            </w:r>
+          </w:p>
+        </w:tc>
+        <w:tc>
+          <w:tcPr>
+            <w:tcW w:type="dxa" w:w="5560"/>
+            <w:shd w:fill="FFFFFF" w:val="clear"/>
+            <w:tcMar>
+              <w:top w:type="dxa" w:w="50"/>
+              <w:left w:type="dxa" w:w="80"/>
+              <w:bottom w:type="dxa" w:w="50"/>
+              <w:right w:type="dxa" w:w="80"/>
+            </w:tcMar>
+          </w:tcPr>
+          <w:p>
+            <w:pPr>
+              <w:spacing w:after="0" w:line="242"/>
+            </w:pPr>
+            <w:r>
+              <w:rPr>
+                <w:b w:val="false"/>
+                <w:bCs w:val="false"/>
+                <w:sz w:val="17"/>
+                <w:szCs w:val="17"/>
+              </w:rPr>
+              <w:t xml:space="preserve">component outcomes, system, disease, socioeconomic, shocks</w:t>
+            </w:r>
+          </w:p>
+        </w:tc>
+      </w:tr>
+      <w:tr>
+        <w:tc>
+          <w:tcPr>
+            <w:tcW w:type="dxa" w:w="2400"/>
+            <w:shd w:fill="EEF2F6" w:val="clear"/>
+            <w:tcMar>
+              <w:top w:type="dxa" w:w="50"/>
+              <w:left w:type="dxa" w:w="80"/>
+              <w:bottom w:type="dxa" w:w="50"/>
+              <w:right w:type="dxa" w:w="80"/>
+            </w:tcMar>
+          </w:tcPr>
+          <w:p>
+            <w:pPr>
+              <w:spacing w:after="0" w:line="242"/>
+            </w:pPr>
+            <w:r>
+              <w:rPr>
+                <w:b w:val="false"/>
+                <w:bCs w:val="false"/>
+                <w:sz w:val="17"/>
+                <w:szCs w:val="17"/>
+              </w:rPr>
+              <w:t xml:space="preserve">Universal Health Coverage</w:t>
+            </w:r>
+          </w:p>
+        </w:tc>
+        <w:tc>
+          <w:tcPr>
+            <w:tcW w:type="dxa" w:w="1400"/>
+            <w:shd w:fill="EEF2F6" w:val="clear"/>
+            <w:tcMar>
+              <w:top w:type="dxa" w:w="50"/>
+              <w:left w:type="dxa" w:w="80"/>
+              <w:bottom w:type="dxa" w:w="50"/>
+              <w:right w:type="dxa" w:w="80"/>
+            </w:tcMar>
+          </w:tcPr>
+          <w:p>
+            <w:pPr>
+              <w:spacing w:after="0" w:line="242"/>
+            </w:pPr>
+            <w:r>
+              <w:rPr>
+                <w:b w:val="false"/>
+                <w:bCs w:val="false"/>
+                <w:sz w:val="17"/>
+                <w:szCs w:val="17"/>
+              </w:rPr>
+              <w:t xml:space="preserve">48</w:t>
+            </w:r>
+          </w:p>
+        </w:tc>
+        <w:tc>
+          <w:tcPr>
+            <w:tcW w:type="dxa" w:w="5560"/>
+            <w:shd w:fill="EEF2F6" w:val="clear"/>
+            <w:tcMar>
+              <w:top w:type="dxa" w:w="50"/>
+              <w:left w:type="dxa" w:w="80"/>
+              <w:bottom w:type="dxa" w:w="50"/>
+              <w:right w:type="dxa" w:w="80"/>
+            </w:tcMar>
+          </w:tcPr>
+          <w:p>
+            <w:pPr>
+              <w:spacing w:after="0" w:line="242"/>
+            </w:pPr>
+            <w:r>
+              <w:rPr>
+                <w:b w:val="false"/>
+                <w:bCs w:val="false"/>
+                <w:sz w:val="17"/>
+                <w:szCs w:val="17"/>
+              </w:rPr>
+              <w:t xml:space="preserve">service coverage, readiness, workforce, financing, medicines, digital, governance, population</w:t>
+            </w:r>
+          </w:p>
+        </w:tc>
+      </w:tr>
+      <w:tr>
+        <w:tc>
+          <w:tcPr>
+            <w:tcW w:type="dxa" w:w="2400"/>
+            <w:shd w:fill="FFFFFF" w:val="clear"/>
+            <w:tcMar>
+              <w:top w:type="dxa" w:w="50"/>
+              <w:left w:type="dxa" w:w="80"/>
+              <w:bottom w:type="dxa" w:w="50"/>
+              <w:right w:type="dxa" w:w="80"/>
+            </w:tcMar>
+          </w:tcPr>
+          <w:p>
+            <w:pPr>
+              <w:spacing w:after="0" w:line="242"/>
+            </w:pPr>
+            <w:r>
+              <w:rPr>
+                <w:b w:val="false"/>
+                <w:bCs w:val="false"/>
+                <w:sz w:val="17"/>
+                <w:szCs w:val="17"/>
+              </w:rPr>
+              <w:t xml:space="preserve">Tuberculosis</w:t>
+            </w:r>
+          </w:p>
+        </w:tc>
+        <w:tc>
+          <w:tcPr>
+            <w:tcW w:type="dxa" w:w="1400"/>
+            <w:shd w:fill="FFFFFF" w:val="clear"/>
+            <w:tcMar>
+              <w:top w:type="dxa" w:w="50"/>
+              <w:left w:type="dxa" w:w="80"/>
+              <w:bottom w:type="dxa" w:w="50"/>
+              <w:right w:type="dxa" w:w="80"/>
+            </w:tcMar>
+          </w:tcPr>
+          <w:p>
+            <w:pPr>
+              <w:spacing w:after="0" w:line="242"/>
+            </w:pPr>
+            <w:r>
+              <w:rPr>
+                <w:b w:val="false"/>
+                <w:bCs w:val="false"/>
+                <w:sz w:val="17"/>
+                <w:szCs w:val="17"/>
+              </w:rPr>
+              <w:t xml:space="preserve">19</w:t>
+            </w:r>
+          </w:p>
+        </w:tc>
+        <w:tc>
+          <w:tcPr>
+            <w:tcW w:type="dxa" w:w="5560"/>
+            <w:shd w:fill="FFFFFF" w:val="clear"/>
+            <w:tcMar>
+              <w:top w:type="dxa" w:w="50"/>
+              <w:left w:type="dxa" w:w="80"/>
+              <w:bottom w:type="dxa" w:w="50"/>
+              <w:right w:type="dxa" w:w="80"/>
+            </w:tcMar>
+          </w:tcPr>
+          <w:p>
+            <w:pPr>
+              <w:spacing w:after="0" w:line="242"/>
+            </w:pPr>
+            <w:r>
+              <w:rPr>
+                <w:b w:val="false"/>
+                <w:bCs w:val="false"/>
+                <w:sz w:val="17"/>
+                <w:szCs w:val="17"/>
+              </w:rPr>
+              <w:t xml:space="preserve">cascade, system, disease, socioeconomic, governance</w:t>
+            </w:r>
+          </w:p>
+        </w:tc>
+      </w:tr>
+      <w:tr>
+        <w:tc>
+          <w:tcPr>
+            <w:tcW w:type="dxa" w:w="2400"/>
+            <w:shd w:fill="EEF2F6" w:val="clear"/>
+            <w:tcMar>
+              <w:top w:type="dxa" w:w="50"/>
+              <w:left w:type="dxa" w:w="80"/>
+              <w:bottom w:type="dxa" w:w="50"/>
+              <w:right w:type="dxa" w:w="80"/>
+            </w:tcMar>
+          </w:tcPr>
+          <w:p>
+            <w:pPr>
+              <w:spacing w:after="0" w:line="242"/>
+            </w:pPr>
+            <w:r>
+              <w:rPr>
+                <w:b w:val="false"/>
+                <w:bCs w:val="false"/>
+                <w:sz w:val="17"/>
+                <w:szCs w:val="17"/>
+              </w:rPr>
+              <w:t xml:space="preserve">Malaria</w:t>
+            </w:r>
+          </w:p>
+        </w:tc>
+        <w:tc>
+          <w:tcPr>
+            <w:tcW w:type="dxa" w:w="1400"/>
+            <w:shd w:fill="EEF2F6" w:val="clear"/>
+            <w:tcMar>
+              <w:top w:type="dxa" w:w="50"/>
+              <w:left w:type="dxa" w:w="80"/>
+              <w:bottom w:type="dxa" w:w="50"/>
+              <w:right w:type="dxa" w:w="80"/>
+            </w:tcMar>
+          </w:tcPr>
+          <w:p>
+            <w:pPr>
+              <w:spacing w:after="0" w:line="242"/>
+            </w:pPr>
+            <w:r>
+              <w:rPr>
+                <w:b w:val="false"/>
+                <w:bCs w:val="false"/>
+                <w:sz w:val="17"/>
+                <w:szCs w:val="17"/>
+              </w:rPr>
+              <w:t xml:space="preserve">18</w:t>
+            </w:r>
+          </w:p>
+        </w:tc>
+        <w:tc>
+          <w:tcPr>
+            <w:tcW w:type="dxa" w:w="5560"/>
+            <w:shd w:fill="EEF2F6" w:val="clear"/>
+            <w:tcMar>
+              <w:top w:type="dxa" w:w="50"/>
+              <w:left w:type="dxa" w:w="80"/>
+              <w:bottom w:type="dxa" w:w="50"/>
+              <w:right w:type="dxa" w:w="80"/>
+            </w:tcMar>
+          </w:tcPr>
+          <w:p>
+            <w:pPr>
+              <w:spacing w:after="0" w:line="242"/>
+            </w:pPr>
+            <w:r>
+              <w:rPr>
+                <w:b w:val="false"/>
+                <w:bCs w:val="false"/>
+                <w:sz w:val="17"/>
+                <w:szCs w:val="17"/>
+              </w:rPr>
+              <w:t xml:space="preserve">vector control, treatment, environment/shocks, system, infrastructure</w:t>
+            </w:r>
+          </w:p>
+        </w:tc>
+      </w:tr>
+      <w:tr>
+        <w:tc>
+          <w:tcPr>
+            <w:tcW w:type="dxa" w:w="2400"/>
+            <w:shd w:fill="FFFFFF" w:val="clear"/>
+            <w:tcMar>
+              <w:top w:type="dxa" w:w="50"/>
+              <w:left w:type="dxa" w:w="80"/>
+              <w:bottom w:type="dxa" w:w="50"/>
+              <w:right w:type="dxa" w:w="80"/>
+            </w:tcMar>
+          </w:tcPr>
+          <w:p>
+            <w:pPr>
+              <w:spacing w:after="0" w:line="242"/>
+            </w:pPr>
+            <w:r>
+              <w:rPr>
+                <w:b w:val="false"/>
+                <w:bCs w:val="false"/>
+                <w:sz w:val="17"/>
+                <w:szCs w:val="17"/>
+              </w:rPr>
+              <w:t xml:space="preserve">Non-communicable diseases</w:t>
+            </w:r>
+          </w:p>
+        </w:tc>
+        <w:tc>
+          <w:tcPr>
+            <w:tcW w:type="dxa" w:w="1400"/>
+            <w:shd w:fill="FFFFFF" w:val="clear"/>
+            <w:tcMar>
+              <w:top w:type="dxa" w:w="50"/>
+              <w:left w:type="dxa" w:w="80"/>
+              <w:bottom w:type="dxa" w:w="50"/>
+              <w:right w:type="dxa" w:w="80"/>
+            </w:tcMar>
+          </w:tcPr>
+          <w:p>
+            <w:pPr>
+              <w:spacing w:after="0" w:line="242"/>
+            </w:pPr>
+            <w:r>
+              <w:rPr>
+                <w:b w:val="false"/>
+                <w:bCs w:val="false"/>
+                <w:sz w:val="17"/>
+                <w:szCs w:val="17"/>
+              </w:rPr>
+              <w:t xml:space="preserve">17</w:t>
+            </w:r>
+          </w:p>
+        </w:tc>
+        <w:tc>
+          <w:tcPr>
+            <w:tcW w:type="dxa" w:w="5560"/>
+            <w:shd w:fill="FFFFFF" w:val="clear"/>
+            <w:tcMar>
+              <w:top w:type="dxa" w:w="50"/>
+              <w:left w:type="dxa" w:w="80"/>
+              <w:bottom w:type="dxa" w:w="50"/>
+              <w:right w:type="dxa" w:w="80"/>
+            </w:tcMar>
+          </w:tcPr>
+          <w:p>
+            <w:pPr>
+              <w:spacing w:after="0" w:line="242"/>
+            </w:pPr>
+            <w:r>
+              <w:rPr>
+                <w:b w:val="false"/>
+                <w:bCs w:val="false"/>
+                <w:sz w:val="17"/>
+                <w:szCs w:val="17"/>
+              </w:rPr>
+              <w:t xml:space="preserve">risk factors, system, intermediate, socioeconomic</w:t>
+            </w:r>
+          </w:p>
+        </w:tc>
+      </w:tr>
+      <w:tr>
+        <w:tc>
+          <w:tcPr>
+            <w:tcW w:type="dxa" w:w="2400"/>
+            <w:shd w:fill="EEF2F6" w:val="clear"/>
+            <w:tcMar>
+              <w:top w:type="dxa" w:w="50"/>
+              <w:left w:type="dxa" w:w="80"/>
+              <w:bottom w:type="dxa" w:w="50"/>
+              <w:right w:type="dxa" w:w="80"/>
+            </w:tcMar>
+          </w:tcPr>
+          <w:p>
+            <w:pPr>
+              <w:spacing w:after="0" w:line="242"/>
+            </w:pPr>
+            <w:r>
+              <w:rPr>
+                <w:b w:val="false"/>
+                <w:bCs w:val="false"/>
+                <w:sz w:val="17"/>
+                <w:szCs w:val="17"/>
+              </w:rPr>
+              <w:t xml:space="preserve">SRHR</w:t>
+            </w:r>
+          </w:p>
+        </w:tc>
+        <w:tc>
+          <w:tcPr>
+            <w:tcW w:type="dxa" w:w="1400"/>
+            <w:shd w:fill="EEF2F6" w:val="clear"/>
+            <w:tcMar>
+              <w:top w:type="dxa" w:w="50"/>
+              <w:left w:type="dxa" w:w="80"/>
+              <w:bottom w:type="dxa" w:w="50"/>
+              <w:right w:type="dxa" w:w="80"/>
+            </w:tcMar>
+          </w:tcPr>
+          <w:p>
+            <w:pPr>
+              <w:spacing w:after="0" w:line="242"/>
+            </w:pPr>
+            <w:r>
+              <w:rPr>
+                <w:b w:val="false"/>
+                <w:bCs w:val="false"/>
+                <w:sz w:val="17"/>
+                <w:szCs w:val="17"/>
+              </w:rPr>
+              <w:t xml:space="preserve">14</w:t>
+            </w:r>
+          </w:p>
+        </w:tc>
+        <w:tc>
+          <w:tcPr>
+            <w:tcW w:type="dxa" w:w="5560"/>
+            <w:shd w:fill="EEF2F6" w:val="clear"/>
+            <w:tcMar>
+              <w:top w:type="dxa" w:w="50"/>
+              <w:left w:type="dxa" w:w="80"/>
+              <w:bottom w:type="dxa" w:w="50"/>
+              <w:right w:type="dxa" w:w="80"/>
+            </w:tcMar>
+          </w:tcPr>
+          <w:p>
+            <w:pPr>
+              <w:spacing w:after="0" w:line="242"/>
+            </w:pPr>
+            <w:r>
+              <w:rPr>
+                <w:b w:val="false"/>
+                <w:bCs w:val="false"/>
+                <w:sz w:val="17"/>
+                <w:szCs w:val="17"/>
+              </w:rPr>
+              <w:t xml:space="preserve">service, system, socioeconomic</w:t>
+            </w:r>
+          </w:p>
+        </w:tc>
+      </w:tr>
+      <w:tr>
+        <w:tc>
+          <w:tcPr>
+            <w:tcW w:type="dxa" w:w="2400"/>
+            <w:shd w:fill="FFFFFF" w:val="clear"/>
+            <w:tcMar>
+              <w:top w:type="dxa" w:w="50"/>
+              <w:left w:type="dxa" w:w="80"/>
+              <w:bottom w:type="dxa" w:w="50"/>
+              <w:right w:type="dxa" w:w="80"/>
+            </w:tcMar>
+          </w:tcPr>
+          <w:p>
+            <w:pPr>
+              <w:spacing w:after="0" w:line="242"/>
+            </w:pPr>
+            <w:r>
+              <w:rPr>
+                <w:b w:val="false"/>
+                <w:bCs w:val="false"/>
+                <w:sz w:val="17"/>
+                <w:szCs w:val="17"/>
+              </w:rPr>
+              <w:t xml:space="preserve">Routine HIS / maturity</w:t>
+            </w:r>
+          </w:p>
+        </w:tc>
+        <w:tc>
+          <w:tcPr>
+            <w:tcW w:type="dxa" w:w="1400"/>
+            <w:shd w:fill="FFFFFF" w:val="clear"/>
+            <w:tcMar>
+              <w:top w:type="dxa" w:w="50"/>
+              <w:left w:type="dxa" w:w="80"/>
+              <w:bottom w:type="dxa" w:w="50"/>
+              <w:right w:type="dxa" w:w="80"/>
+            </w:tcMar>
+          </w:tcPr>
+          <w:p>
+            <w:pPr>
+              <w:spacing w:after="0" w:line="242"/>
+            </w:pPr>
+            <w:r>
+              <w:rPr>
+                <w:b w:val="false"/>
+                <w:bCs w:val="false"/>
+                <w:sz w:val="17"/>
+                <w:szCs w:val="17"/>
+              </w:rPr>
+              <w:t xml:space="preserve">15</w:t>
+            </w:r>
+          </w:p>
+        </w:tc>
+        <w:tc>
+          <w:tcPr>
+            <w:tcW w:type="dxa" w:w="5560"/>
+            <w:shd w:fill="FFFFFF" w:val="clear"/>
+            <w:tcMar>
+              <w:top w:type="dxa" w:w="50"/>
+              <w:left w:type="dxa" w:w="80"/>
+              <w:bottom w:type="dxa" w:w="50"/>
+              <w:right w:type="dxa" w:w="80"/>
+            </w:tcMar>
+          </w:tcPr>
+          <w:p>
+            <w:pPr>
+              <w:spacing w:after="0" w:line="242"/>
+            </w:pPr>
+            <w:r>
+              <w:rPr>
+                <w:b w:val="false"/>
+                <w:bCs w:val="false"/>
+                <w:sz w:val="17"/>
+                <w:szCs w:val="17"/>
+              </w:rPr>
+              <w:t xml:space="preserve">governance, data generation, analysis, communication sub-domains</w:t>
+            </w:r>
+          </w:p>
+        </w:tc>
+      </w:tr>
+      <w:tr>
+        <w:tc>
+          <w:tcPr>
+            <w:tcW w:type="dxa" w:w="2400"/>
+            <w:shd w:fill="EEF2F6" w:val="clear"/>
+            <w:tcMar>
+              <w:top w:type="dxa" w:w="50"/>
+              <w:left w:type="dxa" w:w="80"/>
+              <w:bottom w:type="dxa" w:w="50"/>
+              <w:right w:type="dxa" w:w="80"/>
+            </w:tcMar>
+          </w:tcPr>
+          <w:p>
+            <w:pPr>
+              <w:spacing w:after="0" w:line="242"/>
+            </w:pPr>
+            <w:r>
+              <w:rPr>
+                <w:b w:val="false"/>
+                <w:bCs w:val="false"/>
+                <w:sz w:val="17"/>
+                <w:szCs w:val="17"/>
+              </w:rPr>
+              <w:t xml:space="preserve">SDG 3 attainment</w:t>
+            </w:r>
+          </w:p>
+        </w:tc>
+        <w:tc>
+          <w:tcPr>
+            <w:tcW w:type="dxa" w:w="1400"/>
+            <w:shd w:fill="EEF2F6" w:val="clear"/>
+            <w:tcMar>
+              <w:top w:type="dxa" w:w="50"/>
+              <w:left w:type="dxa" w:w="80"/>
+              <w:bottom w:type="dxa" w:w="50"/>
+              <w:right w:type="dxa" w:w="80"/>
+            </w:tcMar>
+          </w:tcPr>
+          <w:p>
+            <w:pPr>
+              <w:spacing w:after="0" w:line="242"/>
+            </w:pPr>
+            <w:r>
+              <w:rPr>
+                <w:b w:val="false"/>
+                <w:bCs w:val="false"/>
+                <w:sz w:val="17"/>
+                <w:szCs w:val="17"/>
+              </w:rPr>
+              <w:t xml:space="preserve">14</w:t>
+            </w:r>
+          </w:p>
+        </w:tc>
+        <w:tc>
+          <w:tcPr>
+            <w:tcW w:type="dxa" w:w="5560"/>
+            <w:shd w:fill="EEF2F6" w:val="clear"/>
+            <w:tcMar>
+              <w:top w:type="dxa" w:w="50"/>
+              <w:left w:type="dxa" w:w="80"/>
+              <w:bottom w:type="dxa" w:w="50"/>
+              <w:right w:type="dxa" w:w="80"/>
+            </w:tcMar>
+          </w:tcPr>
+          <w:p>
+            <w:pPr>
+              <w:spacing w:after="0" w:line="242"/>
+            </w:pPr>
+            <w:r>
+              <w:rPr>
+                <w:b w:val="false"/>
+                <w:bCs w:val="false"/>
+                <w:sz w:val="17"/>
+                <w:szCs w:val="17"/>
+              </w:rPr>
+              <w:t xml:space="preserve">constituent outcomes, enablers, shocks</w:t>
+            </w:r>
+          </w:p>
+        </w:tc>
+      </w:tr>
+    </w:tbl>
+    <w:p>
+      <w:pPr>
+        <w:pStyle w:val="Heading2"/>
+      </w:pPr>
+      <w:r>
+        <w:rPr>
+          <w:b/>
+          <w:bCs/>
+          <w:color w:val="1C2541"/>
+        </w:rPr>
+        <w:t xml:space="preserve">7.1 HIV</w:t>
+      </w:r>
+    </w:p>
+    <w:p>
+      <w:pPr>
+        <w:spacing w:after="80" w:line="270"/>
+      </w:pPr>
+      <w:r>
+        <w:rPr>
+          <w:b/>
+          <w:bCs/>
+          <w:color w:val="1C7C74"/>
+        </w:rPr>
+        <w:t xml:space="preserve">Outcome &amp; method. </w:t>
+      </w:r>
+      <w:r>
+        <w:rPr>
+          <w:sz w:val="21"/>
+          <w:szCs w:val="21"/>
+        </w:rPr>
+        <w:t xml:space="preserve">HIV incidence (per 1,000 uninfected adults 15–49); method: Bayesian network with an explicit treatment cascade.</w:t>
+      </w:r>
+    </w:p>
+    <w:p>
+      <w:pPr>
+        <w:pStyle w:val="Heading3"/>
+      </w:pPr>
+      <w:r>
+        <w:rPr>
+          <w:b/>
+          <w:bCs/>
+          <w:color w:val="1C7C74"/>
+        </w:rPr>
+        <w:t xml:space="preserve">Introduction</w:t>
+      </w:r>
+    </w:p>
+    <w:p>
+      <w:pPr>
+        <w:spacing w:after="128" w:line="278"/>
+        <w:jc w:val="both"/>
+      </w:pPr>
+      <w:r>
+        <w:rPr>
+          <w:sz w:val="21"/>
+          <w:szCs w:val="21"/>
+        </w:rPr>
+        <w:t xml:space="preserve">HIV remains one of the defining epidemics of the African Region, which carries the majority of the global burden. Although incidence has fallen since its peak, transmission continues and several countries face plateauing trends among adolescent girls and young women. The scenario question is how far new infections would fall if testing, treatment, viral suppression and combination prevention were scaled toward the 95-95-95 targets.</w:t>
+      </w:r>
+    </w:p>
+    <w:p>
+      <w:pPr>
+        <w:spacing w:after="128" w:line="278"/>
+        <w:jc w:val="both"/>
+      </w:pPr>
+      <w:r>
+        <w:rPr>
+          <w:sz w:val="21"/>
+          <w:szCs w:val="21"/>
+        </w:rPr>
+        <w:t xml:space="preserve">The module frames incidence as the product of an infectious reservoir and protective and structural modifiers, and connects to the maternal, TB and SRHR networks through shared determinants so that cross-cutting investments are represented coherently.</w:t>
+      </w:r>
+    </w:p>
+    <w:p>
+      <w:pPr>
+        <w:pStyle w:val="Heading3"/>
+      </w:pPr>
+      <w:r>
+        <w:rPr>
+          <w:b/>
+          <w:bCs/>
+          <w:color w:val="1C7C74"/>
+        </w:rPr>
+        <w:t xml:space="preserve">Predictors and evidence from the literature</w:t>
+      </w:r>
+    </w:p>
+    <w:p>
+      <w:pPr>
+        <w:spacing w:after="128" w:line="278"/>
+        <w:jc w:val="both"/>
+      </w:pPr>
+      <w:r>
+        <w:rPr>
+          <w:sz w:val="21"/>
+          <w:szCs w:val="21"/>
+        </w:rPr>
+        <w:t xml:space="preserve">Treatment-as-prevention is the dominant lever: durable viral suppression essentially eliminates onward sexual transmission, established by the HPTN 052 trial (Cohen et al., 2011) and the PARTNER studies (Rodger et al., 2019), which underpin the undetectable-equals-untransmittable principle. Viral suppression is therefore the strongest protective parent of incidence, with ART coverage and testing as its upstream drivers.</w:t>
+      </w:r>
+    </w:p>
+    <w:p>
+      <w:pPr>
+        <w:spacing w:after="128" w:line="278"/>
+        <w:jc w:val="both"/>
+      </w:pPr>
+      <w:r>
+        <w:rPr>
+          <w:sz w:val="21"/>
+          <w:szCs w:val="21"/>
+        </w:rPr>
+        <w:t xml:space="preserve">Biomedical prevention adds further protective parents. Voluntary medical male circumcision reduces female-to-male acquisition by roughly 60% in the three landmark trials (Auvert et al., 2005; Bailey et al., 2007; Gray et al., 2007); consistent condom use and pre-exposure prophylaxis reduce acquisition substantially; and sexually transmitted infections raise transmission as a biological cofactor.</w:t>
+      </w:r>
+    </w:p>
+    <w:p>
+      <w:pPr>
+        <w:spacing w:after="128" w:line="278"/>
+        <w:jc w:val="both"/>
+      </w:pPr>
+      <w:r>
+        <w:rPr>
+          <w:sz w:val="21"/>
+          <w:szCs w:val="21"/>
+        </w:rPr>
+        <w:t xml:space="preserve">System and structural determinants — workforce and laboratory capacity, supply-chain reliability and HIS maturity, together with female literacy, gender inequality and mobility — govern whether interventions reach people, and shocks (conflict, epidemics, floods) disrupt the supply chain and service delivery.</w:t>
+      </w:r>
+    </w:p>
+    <w:p>
+      <w:pPr>
+        <w:pStyle w:val="Heading3"/>
+      </w:pPr>
+      <w:r>
+        <w:rPr>
+          <w:b/>
+          <w:bCs/>
+          <w:color w:val="1C7C74"/>
+        </w:rPr>
+        <w:t xml:space="preserve">The modelling framework</w:t>
+      </w:r>
+    </w:p>
+    <w:p>
+      <w:pPr>
+        <w:spacing w:after="128" w:line="278"/>
+        <w:jc w:val="both"/>
+      </w:pPr>
+      <w:r>
+        <w:rPr>
+          <w:sz w:val="21"/>
+          <w:szCs w:val="21"/>
+        </w:rPr>
+        <w:t xml:space="preserve">Incidence is an outcome node on the log link, anchored at the observed value; protective parents carry negative signs and risk parents positive signs, so effects are multiplicative on the rate. The cascade is explicit: HIS maturity drives testing; testing and supply chain drive ART; ART and supply chain drive viral suppression; and viral suppression, with the prevention and structural parents, drives incidence.</w:t>
+      </w:r>
+    </w:p>
+    <w:p>
+      <w:pPr>
+        <w:spacing w:after="128" w:line="278"/>
+        <w:jc w:val="both"/>
+      </w:pPr>
+      <w:r>
+        <w:rPr>
+          <w:sz w:val="21"/>
+          <w:szCs w:val="21"/>
+        </w:rPr>
+        <w:t xml:space="preserve">Because the cascade is layered, an upstream intervention propagates correctly — a digital-transformation scenario that raises HIS maturity flows through testing and ART to suppression and finally to incidence via the do-operator. Coefficients are elicited from the trial and cohort evidence and updated to posteriors where panels are mined; Monte-Carlo propagation returns a credible interval and, where a target is set, the probability of reaching it. The reference engine reproduces the baseline and lowers incidence under an accelerate-treatment package while a conflict shock raises it.</w:t>
+      </w:r>
+    </w:p>
+    <w:p>
+      <w:pPr>
+        <w:spacing w:after="40" w:before="80"/>
+        <w:jc w:val="center"/>
+      </w:pPr>
+      <w:r>
+        <w:drawing>
+          <wp:inline distT="0" distB="0" distL="0" distR="0">
+            <wp:extent cx="5715000" cy="2905125"/>
+            <wp:effectExtent t="0" r="0" b="0" l="0"/>
+            <wp:docPr id="1" name="" descr="" title=""/>
+            <wp:cNvGraphicFramePr>
+              <a:graphicFrameLocks xmlns:a="http://schemas.openxmlformats.org/drawingml/2006/main" noChangeAspect="1"/>
+            </wp:cNvGraphicFramePr>
+            <a:graphic xmlns:a="http://schemas.openxmlformats.org/drawingml/2006/main">
+              <a:graphicData uri="http://schemas.openxmlformats.org/drawingml/2006/picture">
+                <pic:pic xmlns:pic="http://schemas.openxmlformats.org/drawingml/2006/picture">
+                  <pic:nvPicPr>
+                    <pic:cNvPr id="0" name="" descr=""/>
+                    <pic:cNvPicPr>
+                      <a:picLocks noChangeAspect="1" noChangeArrowheads="1"/>
+                    </pic:cNvPicPr>
+                  </pic:nvPicPr>
+                  <pic:blipFill>
+                    <a:blip r:embed="rId12" cstate="none"/>
+                    <a:srcRect/>
+                    <a:stretch>
+                      <a:fillRect/>
+                    </a:stretch>
+                  </pic:blipFill>
+                  <pic:spPr bwMode="auto">
+                    <a:xfrm>
+                      <a:off x="0" y="0"/>
                       <a:ext cx="5715000" cy="2905125"/>
                     </a:xfrm>
                     <a:prstGeom prst="rect">
@@ -5924,7 +7183,7 @@
           <w:sz w:val="19"/>
           <w:szCs w:val="19"/>
         </w:rPr>
-        <w:t xml:space="preserve">Macdonald, G. (1957) The Epidemiology and Control of Malaria. London: Oxford University Press.</w:t>
+        <w:t xml:space="preserve">Little, R.J.A. and Rubin, D.B. (2019) Statistical Analysis with Missing Data. 3rd edn. Hoboken: Wiley.</w:t>
       </w:r>
     </w:p>
     <w:p>
@@ -5937,7 +7196,7 @@
           <w:sz w:val="19"/>
           <w:szCs w:val="19"/>
         </w:rPr>
-        <w:t xml:space="preserve">Pearl, J. (2009) Causality: Models, Reasoning, and Inference. 2nd edn. Cambridge: Cambridge University Press.</w:t>
+        <w:t xml:space="preserve">Macdonald, G. (1957) The Epidemiology and Control of Malaria. London: Oxford University Press.</w:t>
       </w:r>
     </w:p>
     <w:p>
@@ -5950,7 +7209,7 @@
           <w:sz w:val="19"/>
           <w:szCs w:val="19"/>
         </w:rPr>
-        <w:t xml:space="preserve">Rodger, A.J., Cambiano, V., Bruun, T. et al. (2019) 'Risk of HIV transmission through condomless sex in serodifferent gay couples with the HIV-positive partner taking suppressive ART (PARTNER2)', The Lancet, 393(10189), pp. 2428–2438.</w:t>
+        <w:t xml:space="preserve">Pearl, J. (2009) Causality: Models, Reasoning, and Inference. 2nd edn. Cambridge: Cambridge University Press.</w:t>
       </w:r>
     </w:p>
     <w:p>
@@ -5963,7 +7222,7 @@
           <w:sz w:val="19"/>
           <w:szCs w:val="19"/>
         </w:rPr>
-        <w:t xml:space="preserve">Smith, D.L., Battle, K.E., Hay, S.I. et al. (2012) 'Ross, Macdonald, and a theory for the dynamics and control of mosquito-transmitted pathogens', PLoS Pathogens, 8(4), e1002588.</w:t>
+        <w:t xml:space="preserve">Rodger, A.J., Cambiano, V., Bruun, T. et al. (2019) 'Risk of HIV transmission through condomless sex in serodifferent gay couples with the HIV-positive partner taking suppressive ART (PARTNER2)', The Lancet, 393(10189), pp. 2428–2438.</w:t>
       </w:r>
     </w:p>
     <w:p>
@@ -5976,7 +7235,7 @@
           <w:sz w:val="19"/>
           <w:szCs w:val="19"/>
         </w:rPr>
-        <w:t xml:space="preserve">Styblo, K. (1991) Epidemiology of Tuberculosis. 2nd edn. The Hague: Royal Netherlands Tuberculosis Association (KNCV).</w:t>
+        <w:t xml:space="preserve">Rubin, D.B. (1976) 'Inference and missing data', Biometrika, 63(3), pp. 581–592.</w:t>
       </w:r>
     </w:p>
     <w:p>
@@ -5989,7 +7248,7 @@
           <w:sz w:val="19"/>
           <w:szCs w:val="19"/>
         </w:rPr>
-        <w:t xml:space="preserve">Sully, E.A., Biddlecom, A., Darroch, J.E. et al. (2020) Adding It Up: Investing in Sexual and Reproductive Health 2019. New York: Guttmacher Institute.</w:t>
+        <w:t xml:space="preserve">Rubin, D.B. (1987) Multiple Imputation for Nonresponse in Surveys. New York: Wiley.</w:t>
       </w:r>
     </w:p>
     <w:p>
@@ -6002,7 +7261,59 @@
           <w:sz w:val="19"/>
           <w:szCs w:val="19"/>
         </w:rPr>
+        <w:t xml:space="preserve">Smith, D.L., Battle, K.E., Hay, S.I. et al. (2012) 'Ross, Macdonald, and a theory for the dynamics and control of mosquito-transmitted pathogens', PLoS Pathogens, 8(4), e1002588.</w:t>
+      </w:r>
+    </w:p>
+    <w:p>
+      <w:pPr>
+        <w:spacing w:after="90" w:line="264"/>
+        <w:ind w:left="420" w:hanging="420"/>
+      </w:pPr>
+      <w:r>
+        <w:rPr>
+          <w:sz w:val="19"/>
+          <w:szCs w:val="19"/>
+        </w:rPr>
+        <w:t xml:space="preserve">Styblo, K. (1991) Epidemiology of Tuberculosis. 2nd edn. The Hague: Royal Netherlands Tuberculosis Association (KNCV).</w:t>
+      </w:r>
+    </w:p>
+    <w:p>
+      <w:pPr>
+        <w:spacing w:after="90" w:line="264"/>
+        <w:ind w:left="420" w:hanging="420"/>
+      </w:pPr>
+      <w:r>
+        <w:rPr>
+          <w:sz w:val="19"/>
+          <w:szCs w:val="19"/>
+        </w:rPr>
+        <w:t xml:space="preserve">Sully, E.A., Biddlecom, A., Darroch, J.E. et al. (2020) Adding It Up: Investing in Sexual and Reproductive Health 2019. New York: Guttmacher Institute.</w:t>
+      </w:r>
+    </w:p>
+    <w:p>
+      <w:pPr>
+        <w:spacing w:after="90" w:line="264"/>
+        <w:ind w:left="420" w:hanging="420"/>
+      </w:pPr>
+      <w:r>
+        <w:rPr>
+          <w:sz w:val="19"/>
+          <w:szCs w:val="19"/>
+        </w:rPr>
         <w:t xml:space="preserve">UN Inter-agency Group for Child Mortality Estimation (2023) Levels &amp; Trends in Child Mortality: Report 2023. New York: UNICEF.</w:t>
+      </w:r>
+    </w:p>
+    <w:p>
+      <w:pPr>
+        <w:spacing w:after="90" w:line="264"/>
+        <w:ind w:left="420" w:hanging="420"/>
+      </w:pPr>
+      <w:r>
+        <w:rPr>
+          <w:sz w:val="19"/>
+          <w:szCs w:val="19"/>
+        </w:rPr>
+        <w:t xml:space="preserve">van Buuren, S. and Groothuis-Oudshoorn, K. (2011) 'mice: multivariate imputation by chained equations in R', Journal of Statistical Software, 45(3), pp. 1–67.</w:t>
       </w:r>
     </w:p>
     <w:p>

--- a/docs/IHSA_Definitive_Methodology.docx
+++ b/docs/IHSA_Definitive_Methodology.docx
@@ -4348,6 +4348,19 @@
         </w:tc>
       </w:tr>
     </w:tbl>
+    <w:p>
+      <w:pPr>
+        <w:spacing w:after="128" w:line="278"/>
+        <w:jc w:val="both"/>
+      </w:pPr>
+      <w:r>
+        <w:rPr>
+          <w:sz w:val="21"/>
+          <w:szCs w:val="21"/>
+        </w:rPr>
+        <w:t xml:space="preserve">Every predictor is then run through a one-at-a-time sensitivity screen (scripts/screen_predictors.py): each is swung across its range with all others held at baseline, and only predictors that move the outcome by at least 0.1% are retained as adjustable variables. The screen also prompted a correction to the intervention rule so that mediators are not fixed when unchanged (preserving the causal path from their parents). After screening, 251 adjustable variables remain, all with a demonstrated effect; a small number were removed as redundant or unwired, and the SDG 3 constituent-outcome parents were reclassified as model-linked inputs supplied by their own modules. The procedure and every decision are documented in the companion Variable Screening Report, with full per-predictor effect sizes in docs/predictor_screening.csv.</w:t>
+      </w:r>
+    </w:p>
     <w:p>
       <w:pPr>
         <w:pStyle w:val="Heading2"/>
